--- a/IRARAH_antwortet_2eng.docx
+++ b/IRARAH_antwortet_2eng.docx
@@ -351,7 +351,7 @@
     </w:p>
     <w:sdt>
       <w:sdtPr>
-        <w:id w:val="1401536495"/>
+        <w:id w:val="460069769"/>
         <w:docPartObj>
           <w:docPartGallery w:val="Table of Contents"/>
           <w:docPartUnique w:val="1"/>
@@ -715,7 +715,7 @@
         <w:rPr>
           <w:rtl w:val="0"/>
         </w:rPr>
-        <w:t xml:space="preserve">Dr. Leonardo Moretti, the excavation director, stood leaning over a crumbling stone wall, his gray eyes fixed on the progress of the work. His weather-beaten face was serious, his thoughts drifting back to the centuries when these streets and buildings had still been teeming with the inhabitants of Pompeii. The past few days had yielded promising finds—fragments of inscriptions, well-preserved household objects. But today, a peculiar unease hung in the air, one that couldn't be explained by the weather alone.</w:t>
+        <w:t xml:space="preserve">Dr. Leonardo Moretti, the excavation director, stood leaning over a crumbling stone wall, his gray eyes fixed on the progress of the work. His weather-beaten face was serious, his thoughts drifting back to the centuries when these streets and buildings had still been teeming with the inhabitants of Pompeii. The past few days had yielded promising finds, fragments of inscriptions, well-preserved household objects. But today, a peculiar unease hung in the air, one that couldn't be explained by the weather alone.</w:t>
       </w:r>
     </w:p>
     <w:p>
@@ -799,7 +799,7 @@
         <w:rPr>
           <w:rtl w:val="0"/>
         </w:rPr>
-        <w:t xml:space="preserve">A strange feeling crept up inside Moretti—as if an invisible hand had closed around his stomach. Martina was reliable, a woman who took every appointment seriously. That she simply didn't show up without a word was unusual. Too unusual to ignore. He looked at his watch. It was almost noon. The rain continued to patter against the stone floor.</w:t>
+        <w:t xml:space="preserve">A strange feeling crept up inside Moretti, as if an invisible hand had closed around his stomach. Martina was reliable, a woman who took every appointment seriously. That she simply didn't show up without a word was unusual. Too unusual to ignore. He looked at his watch. It was almost noon. The rain continued to patter against the stone floor.</w:t>
       </w:r>
     </w:p>
     <w:p>
@@ -861,28 +861,28 @@
         <w:rPr>
           <w:rtl w:val="0"/>
         </w:rPr>
-        <w:t xml:space="preserve">Moretti hurried to his car, which was parked at the edge of the excavation site. In his haste, he forgot his umbrella—a silly mistake. As he walked the short distance back, he noticed the drops from the tree leaves splashing onto his collar. The cold seeped through the fabric.</w:t>
-      </w:r>
-    </w:p>
-    <w:p>
-      <w:pPr>
-        <w:rPr/>
-      </w:pPr>
-      <w:r>
-        <w:rPr>
-          <w:rtl w:val="0"/>
-        </w:rPr>
-      </w:r>
-    </w:p>
-    <w:p>
-      <w:pPr>
-        <w:rPr/>
-      </w:pPr>
-      <w:r>
-        <w:rPr>
-          <w:rtl w:val="0"/>
-        </w:rPr>
-        <w:t xml:space="preserve">He revved the engine in the car. The windshield wipers glided across the windshield, their soft scraping mingling with the steady ticking of the clock on the dashboard. Moretti thought of Martina, of Julia. They were like sisters, inseparable – even outside of work.</w:t>
+        <w:t xml:space="preserve">Moretti hurried to his car, which was parked at the edge of the excavation site. In his haste, he forgot his umbrella, a silly mistake. As he walked the short distance back, he noticed the drops from the tree leaves splashing onto his collar. The cold seeped through the fabric.</w:t>
+      </w:r>
+    </w:p>
+    <w:p>
+      <w:pPr>
+        <w:rPr/>
+      </w:pPr>
+      <w:r>
+        <w:rPr>
+          <w:rtl w:val="0"/>
+        </w:rPr>
+      </w:r>
+    </w:p>
+    <w:p>
+      <w:pPr>
+        <w:rPr/>
+      </w:pPr>
+      <w:r>
+        <w:rPr>
+          <w:rtl w:val="0"/>
+        </w:rPr>
+        <w:t xml:space="preserve">He revved the engine in the car. The windshield wipers glided across the windshield, their soft scraping mingling with the steady ticking of the clock on the dashboard. Moretti thought of Martina, of Julia. They were like sisters, inseparable ,  even outside of work.</w:t>
       </w:r>
     </w:p>
     <w:p>
@@ -965,28 +965,28 @@
         <w:rPr>
           <w:rtl w:val="0"/>
         </w:rPr>
-        <w:t xml:space="preserve">He stopped in front of the small Italian house. The warm ochre facade with its crumbling plaster was familiar – he had been there often. But on this rainy day, the house seemed different. The shutters rattled softly in the wind, rain dripped from the eaves. An invisible threat seemed to hang over the place.</w:t>
-      </w:r>
-    </w:p>
-    <w:p>
-      <w:pPr>
-        <w:rPr/>
-      </w:pPr>
-      <w:r>
-        <w:rPr>
-          <w:rtl w:val="0"/>
-        </w:rPr>
-      </w:r>
-    </w:p>
-    <w:p>
-      <w:pPr>
-        <w:rPr/>
-      </w:pPr>
-      <w:r>
-        <w:rPr>
-          <w:rtl w:val="0"/>
-        </w:rPr>
-        <w:t xml:space="preserve">Moretti knocked. No answer. He knocked louder—still nothing. He listened to the silence, hoping that any moment he would hear footsteps, that one of the women would open the door. But there was no sound.</w:t>
+        <w:t xml:space="preserve">He stopped in front of the small Italian house. The warm ochre facade with its crumbling plaster was familiar ,  he had been there often. But on this rainy day, the house seemed different. The shutters rattled softly in the wind, rain dripped from the eaves. An invisible threat seemed to hang over the place.</w:t>
+      </w:r>
+    </w:p>
+    <w:p>
+      <w:pPr>
+        <w:rPr/>
+      </w:pPr>
+      <w:r>
+        <w:rPr>
+          <w:rtl w:val="0"/>
+        </w:rPr>
+      </w:r>
+    </w:p>
+    <w:p>
+      <w:pPr>
+        <w:rPr/>
+      </w:pPr>
+      <w:r>
+        <w:rPr>
+          <w:rtl w:val="0"/>
+        </w:rPr>
+        <w:t xml:space="preserve">Moretti knocked. No answer. He knocked louder, still nothing. He listened to the silence, hoping that any moment he would hear footsteps, that one of the women would open the door. But there was no sound.</w:t>
       </w:r>
     </w:p>
     <w:p>
@@ -1028,7 +1028,7 @@
         <w:rPr>
           <w:rtl w:val="0"/>
         </w:rPr>
-        <w:t xml:space="preserve">The apartment's interior was in chaos. Clothes lay scattered on the beds as if hastily rummaged through. A half-packed suitcase stood askew in the hallway, its lid open. Papers and notes lay strewn across the kitchen table, as if someone had been hurriedly searching for something important. The scene had an unreal quality—but the disorder spoke volumes about a sudden, unprepared departure.</w:t>
+        <w:t xml:space="preserve">The apartment's interior was in chaos. Clothes lay scattered on the beds as if hastily rummaged through. A half-packed suitcase stood askew in the hallway, its lid open. Papers and notes lay strewn across the kitchen table, as if someone had been hurriedly searching for something important. The scene had an unreal quality, but the disorder spoke volumes about a sudden, unprepared departure.</w:t>
       </w:r>
     </w:p>
     <w:p>
@@ -1132,7 +1132,7 @@
         <w:rPr>
           <w:rtl w:val="0"/>
         </w:rPr>
-        <w:t xml:space="preserve">“I want to file a missing persons report,” he said, his voice urgent and exhausted. “Two of my colleagues—Martina Rossi and her mother, Julia Rossi—have been missing since yesterday evening. They were supposed to be at the excavations this morning. Their apartment…” He searched for words. “It’s chaos. As if they were in a hurry.”</w:t>
+        <w:t xml:space="preserve">“I want to file a missing persons report,” he said, his voice urgent and exhausted. “Two of my colleagues, Martina Rossi and her mother, Julia Rossi, have been missing since yesterday evening. They were supposed to be at the excavations this morning. Their apartment…” He searched for words. “It’s chaos. As if they were in a hurry.”</w:t>
       </w:r>
     </w:p>
     <w:p>
@@ -1216,7 +1216,7 @@
         <w:rPr>
           <w:rtl w:val="0"/>
         </w:rPr>
-        <w:t xml:space="preserve">Moretti shook his head. “No, nothing like that. But it wasn’t normal – the suitcases were half-packed, clothes were scattered everywhere, as if they were about to leave in a hurry.”</w:t>
+        <w:t xml:space="preserve">Moretti shook his head. “No, nothing like that. But it wasn’t normal ,  the suitcases were half-packed, clothes were scattered everywhere, as if they were about to leave in a hurry.”</w:t>
       </w:r>
     </w:p>
     <w:p>
@@ -1258,48 +1258,48 @@
         <w:rPr>
           <w:rtl w:val="0"/>
         </w:rPr>
-        <w:t xml:space="preserve">He took a step back, looked around the station – officials hurried past him, telephones rang. Moretti felt out of place. Here, in a world of order and regulations, he could only hope that the unease in his chest would soon give way to an answer. But deep down, he knew: This was only the beginning.</w:t>
-      </w:r>
-    </w:p>
-    <w:p>
-      <w:pPr>
-        <w:rPr/>
-      </w:pPr>
-      <w:r>
-        <w:rPr>
-          <w:rtl w:val="0"/>
-        </w:rPr>
-      </w:r>
-    </w:p>
-    <w:p>
-      <w:pPr>
-        <w:rPr/>
-      </w:pPr>
-      <w:r>
-        <w:rPr>
-          <w:rtl w:val="0"/>
-        </w:rPr>
-      </w:r>
-    </w:p>
-    <w:p>
-      <w:pPr>
-        <w:rPr/>
-      </w:pPr>
-      <w:r>
-        <w:rPr>
-          <w:rtl w:val="0"/>
-        </w:rPr>
-      </w:r>
-    </w:p>
-    <w:p>
-      <w:pPr>
-        <w:rPr/>
-      </w:pPr>
-      <w:r>
-        <w:rPr>
-          <w:rtl w:val="0"/>
-        </w:rPr>
-        <w:t xml:space="preserve">The police took the case seriously. Two detectives—an older man with graying hair, a younger man with a determined expression—took over the file. “Two women, mother and daughter, missing since last night,” the older one read. “Apartment in chaos, no signs of a struggle.” They exchanged a meaningful glance, then he swung open the car door.</w:t>
+        <w:t xml:space="preserve">He took a step back, looked around the station ,  officials hurried past him, telephones rang. Moretti felt out of place. Here, in a world of order and regulations, he could only hope that the unease in his chest would soon give way to an answer. But deep down, he knew: This was only the beginning.</w:t>
+      </w:r>
+    </w:p>
+    <w:p>
+      <w:pPr>
+        <w:rPr/>
+      </w:pPr>
+      <w:r>
+        <w:rPr>
+          <w:rtl w:val="0"/>
+        </w:rPr>
+      </w:r>
+    </w:p>
+    <w:p>
+      <w:pPr>
+        <w:rPr/>
+      </w:pPr>
+      <w:r>
+        <w:rPr>
+          <w:rtl w:val="0"/>
+        </w:rPr>
+      </w:r>
+    </w:p>
+    <w:p>
+      <w:pPr>
+        <w:rPr/>
+      </w:pPr>
+      <w:r>
+        <w:rPr>
+          <w:rtl w:val="0"/>
+        </w:rPr>
+      </w:r>
+    </w:p>
+    <w:p>
+      <w:pPr>
+        <w:rPr/>
+      </w:pPr>
+      <w:r>
+        <w:rPr>
+          <w:rtl w:val="0"/>
+        </w:rPr>
+        <w:t xml:space="preserve">The police took the case seriously. Two detectives, an older man with graying hair, a younger man with a determined expression, took over the file. “Two women, mother and daughter, missing since last night,” the older one read. “Apartment in chaos, no signs of a struggle.” They exchanged a meaningful glance, then he swung open the car door.</w:t>
       </w:r>
     </w:p>
     <w:p>
@@ -1341,7 +1341,7 @@
         <w:rPr>
           <w:rtl w:val="0"/>
         </w:rPr>
-        <w:t xml:space="preserve">As they reached the apartment building, the older man got out and pulled his coat tighter. The apartment door stood ajar—a detail that immediately caught his attention. “This isn’t good,” he muttered. They entered cautiously. The air was stale and cold, the light dim, the silence unnatural.</w:t>
+        <w:t xml:space="preserve">As they reached the apartment building, the older man got out and pulled his coat tighter. The apartment door stood ajar, a detail that immediately caught his attention. “This isn’t good,” he muttered. They entered cautiously. The air was stale and cold, the light dim, the silence unnatural.</w:t>
       </w:r>
     </w:p>
     <w:p>
@@ -1383,7 +1383,7 @@
         <w:rPr>
           <w:rtl w:val="0"/>
         </w:rPr>
-        <w:t xml:space="preserve">"That looks like a hasty departure," the older man muttered. "But no signs of a struggle." He opened the bathroom door—nothing out of the ordinary. Everything was normal, except for the mess.</w:t>
+        <w:t xml:space="preserve">"That looks like a hasty departure," the older man muttered. "But no signs of a struggle." He opened the bathroom door, nothing out of the ordinary. Everything was normal, except for the mess.</w:t>
       </w:r>
     </w:p>
     <w:p>
@@ -1467,48 +1467,48 @@
         <w:rPr>
           <w:rtl w:val="0"/>
         </w:rPr>
-        <w:t xml:space="preserve">The case was handed over to the public prosecutor's office – and to the Direzione Distrettuale Antimafia.</w:t>
-      </w:r>
-    </w:p>
-    <w:p>
-      <w:pPr>
-        <w:rPr/>
-      </w:pPr>
-      <w:r>
-        <w:rPr>
-          <w:rtl w:val="0"/>
-        </w:rPr>
-      </w:r>
-    </w:p>
-    <w:p>
-      <w:pPr>
-        <w:rPr/>
-      </w:pPr>
-      <w:r>
-        <w:rPr>
-          <w:rtl w:val="0"/>
-        </w:rPr>
-      </w:r>
-    </w:p>
-    <w:p>
-      <w:pPr>
-        <w:rPr/>
-      </w:pPr>
-      <w:r>
-        <w:rPr>
-          <w:rtl w:val="0"/>
-        </w:rPr>
-      </w:r>
-    </w:p>
-    <w:p>
-      <w:pPr>
-        <w:rPr/>
-      </w:pPr>
-      <w:r>
-        <w:rPr>
-          <w:rtl w:val="0"/>
-        </w:rPr>
-        <w:t xml:space="preserve">An oppressive silence hung in the prosecutor's office. The prosecutor, a middle-aged man with deep wrinkles around his eyes, leafed through the initial reports. "A case like this near Pompeii could be connected to the Camorra," he murmured. "We have to follow every lead—bank accounts, phone activity, contacts. No detail is too insignificant."</w:t>
+        <w:t xml:space="preserve">The case was handed over to the public prosecutor's office ,  and to the Direzione Distrettuale Antimafia.</w:t>
+      </w:r>
+    </w:p>
+    <w:p>
+      <w:pPr>
+        <w:rPr/>
+      </w:pPr>
+      <w:r>
+        <w:rPr>
+          <w:rtl w:val="0"/>
+        </w:rPr>
+      </w:r>
+    </w:p>
+    <w:p>
+      <w:pPr>
+        <w:rPr/>
+      </w:pPr>
+      <w:r>
+        <w:rPr>
+          <w:rtl w:val="0"/>
+        </w:rPr>
+      </w:r>
+    </w:p>
+    <w:p>
+      <w:pPr>
+        <w:rPr/>
+      </w:pPr>
+      <w:r>
+        <w:rPr>
+          <w:rtl w:val="0"/>
+        </w:rPr>
+      </w:r>
+    </w:p>
+    <w:p>
+      <w:pPr>
+        <w:rPr/>
+      </w:pPr>
+      <w:r>
+        <w:rPr>
+          <w:rtl w:val="0"/>
+        </w:rPr>
+        <w:t xml:space="preserve">An oppressive silence hung in the prosecutor's office. The prosecutor, a middle-aged man with deep wrinkles around his eyes, leafed through the initial reports. "A case like this near Pompeii could be connected to the Camorra," he murmured. "We have to follow every lead, bank accounts, phone activity, contacts. No detail is too insignificant."</w:t>
       </w:r>
     </w:p>
     <w:p>
@@ -1550,7 +1550,7 @@
         <w:rPr>
           <w:rtl w:val="0"/>
         </w:rPr>
-        <w:t xml:space="preserve">The prosecutor nodded. "Good. And I want the DDA involved." He thought for a moment. "And keep an eye out for anything related to historical artifacts. There are many valuable excavations in the area—organized crime is interested in them."</w:t>
+        <w:t xml:space="preserve">The prosecutor nodded. "Good. And I want the DDA involved." He thought for a moment. "And keep an eye out for anything related to historical artifacts. There are many valuable excavations in the area, organized crime is interested in them."</w:t>
       </w:r>
     </w:p>
     <w:p>
@@ -1612,28 +1612,28 @@
         <w:rPr>
           <w:rtl w:val="0"/>
         </w:rPr>
-        <w:t xml:space="preserve">But the authorities didn't give up. The suspicion that the two historians might have discovered something that was meant to be kept hidden was too concrete. During a renewed search of the apartment, they found a business card – Michael Phillips, professor at the Gregorian University in Rome.</w:t>
-      </w:r>
-    </w:p>
-    <w:p>
-      <w:pPr>
-        <w:rPr/>
-      </w:pPr>
-      <w:r>
-        <w:rPr>
-          <w:rtl w:val="0"/>
-        </w:rPr>
-      </w:r>
-    </w:p>
-    <w:p>
-      <w:pPr>
-        <w:rPr/>
-      </w:pPr>
-      <w:r>
-        <w:rPr>
-          <w:rtl w:val="0"/>
-        </w:rPr>
-        <w:t xml:space="preserve">The investigators examined the card thoughtfully. "Who is this man? Why did they have his business card?" His proximity to the Vatican piqued their interest. A connection to Rome's religious and academic elite—everything suddenly seemed important.</w:t>
+        <w:t xml:space="preserve">But the authorities didn't give up. The suspicion that the two historians might have discovered something that was meant to be kept hidden was too concrete. During a renewed search of the apartment, they found a business card ,  Michael Phillips, professor at the Gregorian University in Rome.</w:t>
+      </w:r>
+    </w:p>
+    <w:p>
+      <w:pPr>
+        <w:rPr/>
+      </w:pPr>
+      <w:r>
+        <w:rPr>
+          <w:rtl w:val="0"/>
+        </w:rPr>
+      </w:r>
+    </w:p>
+    <w:p>
+      <w:pPr>
+        <w:rPr/>
+      </w:pPr>
+      <w:r>
+        <w:rPr>
+          <w:rtl w:val="0"/>
+        </w:rPr>
+        <w:t xml:space="preserve">The investigators examined the card thoughtfully. "Who is this man? Why did they have his business card?" His proximity to the Vatican piqued their interest. A connection to Rome's religious and academic elite, everything suddenly seemed important.</w:t>
       </w:r>
     </w:p>
     <w:p>
@@ -1695,49 +1695,49 @@
         <w:rPr>
           <w:rtl w:val="0"/>
         </w:rPr>
-        <w:t xml:space="preserve">Michael Phillips sat in his office at the Gregoriana University. The bookshelves stretched from floor to ceiling. The light from his desk lamp cast long shadows across the wooden table. For days, he had felt the tension mounting around him—like a net slowly but inexorably tightening. The investigation in Naples had intensified. Martina and Julia were moving into the spotlight—and with them, he.</w:t>
-      </w:r>
-    </w:p>
-    <w:p>
-      <w:pPr>
-        <w:rPr/>
-      </w:pPr>
-      <w:r>
-        <w:rPr>
-          <w:rtl w:val="0"/>
-        </w:rPr>
-      </w:r>
-    </w:p>
-    <w:p>
-      <w:pPr>
-        <w:rPr/>
-      </w:pPr>
-      <w:r>
-        <w:rPr>
-          <w:rtl w:val="0"/>
-        </w:rPr>
-        <w:t xml:space="preserve">An encrypted message from ARS had arrived: “The air traffic control records have been deleted. No further traces.” It was a relief—but fleeting. The pressure mounted with every minute. He knew that the slightest mistake could jeopardize everything.</w:t>
-      </w:r>
-    </w:p>
-    <w:p>
-      <w:pPr>
-        <w:rPr/>
-      </w:pPr>
-      <w:r>
-        <w:rPr>
-          <w:rtl w:val="0"/>
-        </w:rPr>
-      </w:r>
-    </w:p>
-    <w:p>
-      <w:pPr>
-        <w:rPr/>
-      </w:pPr>
-      <w:r>
-        <w:rPr>
-          <w:rtl w:val="0"/>
-        </w:rPr>
-        <w:t xml:space="preserve">As dusk fell over Rome, Michael was still sitting at his desk. The sounds of the city drifted in through the open window—the hum of the streetlights, the distant hum of engines. A somber crescendo that made his thoughts race faster and faster. He knew the investigators would be arriving soon.</w:t>
+        <w:t xml:space="preserve">Michael Phillips sat in his office at the Gregoriana University. The bookshelves stretched from floor to ceiling. The light from his desk lamp cast long shadows across the wooden table. For days, he had felt the tension mounting around him, like a net slowly but inexorably tightening. The investigation in Naples had intensified. Martina and Julia were moving into the spotlight, and with them, he.</w:t>
+      </w:r>
+    </w:p>
+    <w:p>
+      <w:pPr>
+        <w:rPr/>
+      </w:pPr>
+      <w:r>
+        <w:rPr>
+          <w:rtl w:val="0"/>
+        </w:rPr>
+      </w:r>
+    </w:p>
+    <w:p>
+      <w:pPr>
+        <w:rPr/>
+      </w:pPr>
+      <w:r>
+        <w:rPr>
+          <w:rtl w:val="0"/>
+        </w:rPr>
+        <w:t xml:space="preserve">An encrypted message from ARS had arrived: “The air traffic control records have been deleted. No further traces.” It was a relief, but fleeting. The pressure mounted with every minute. He knew that the slightest mistake could jeopardize everything.</w:t>
+      </w:r>
+    </w:p>
+    <w:p>
+      <w:pPr>
+        <w:rPr/>
+      </w:pPr>
+      <w:r>
+        <w:rPr>
+          <w:rtl w:val="0"/>
+        </w:rPr>
+      </w:r>
+    </w:p>
+    <w:p>
+      <w:pPr>
+        <w:rPr/>
+      </w:pPr>
+      <w:r>
+        <w:rPr>
+          <w:rtl w:val="0"/>
+        </w:rPr>
+        <w:t xml:space="preserve">As dusk fell over Rome, Michael was still sitting at his desk. The sounds of the city drifted in through the open window, the hum of the streetlights, the distant hum of engines. A somber crescendo that made his thoughts race faster and faster. He knew the investigators would be arriving soon.</w:t>
       </w:r>
     </w:p>
     <w:p>
@@ -1799,7 +1799,7 @@
         <w:rPr>
           <w:rtl w:val="0"/>
         </w:rPr>
-        <w:t xml:space="preserve">A loud knock broke the silence. Michael had been expecting this moment, had prepared himself – but the churning in his stomach wouldn't go away. With a deep breath, he stood up, forced himself to calm down, and opened the door.</w:t>
+        <w:t xml:space="preserve">A loud knock broke the silence. Michael had been expecting this moment, had prepared himself ,  but the churning in his stomach wouldn't go away. With a deep breath, he stood up, forced himself to calm down, and opened the door.</w:t>
       </w:r>
     </w:p>
     <w:p>
@@ -1841,7 +1841,7 @@
         <w:rPr>
           <w:rtl w:val="0"/>
         </w:rPr>
-        <w:t xml:space="preserve">Michael nodded and stepped aside. They entered his office. He sensed the subdued tension in their movements—as if they were registering every wrinkle on his face, every involuntary gesture. He led them to the round table. The serious police officer sat opposite him; the other remained at the edge of the room.</w:t>
+        <w:t xml:space="preserve">Michael nodded and stepped aside. They entered his office. He sensed the subdued tension in their movements, as if they were registering every wrinkle on his face, every involuntary gesture. He led them to the round table. The serious police officer sat opposite him; the other remained at the edge of the room.</w:t>
       </w:r>
     </w:p>
     <w:p>
@@ -1883,7 +1883,7 @@
         <w:rPr>
           <w:rtl w:val="0"/>
         </w:rPr>
-        <w:t xml:space="preserve">“Yes. I have worked with them on various projects – academically and within the framework of InSim.”</w:t>
+        <w:t xml:space="preserve">“Yes. I have worked with them on various projects ,  academically and within the framework of InSim.”</w:t>
       </w:r>
     </w:p>
     <w:p>
@@ -2051,7 +2051,7 @@
         <w:rPr>
           <w:rtl w:val="0"/>
         </w:rPr>
-        <w:t xml:space="preserve">The police officer watched him. Then he pulled out a business card – Michael's own. "This card was found among the women's personal belongings. Can you explain that?"</w:t>
+        <w:t xml:space="preserve">The police officer watched him. Then he pulled out a business card ,  Michael's own. "This card was found among the women's personal belongings. Can you explain that?"</w:t>
       </w:r>
     </w:p>
     <w:p>
@@ -2240,7 +2240,7 @@
         <w:rPr>
           <w:rtl w:val="0"/>
         </w:rPr>
-        <w:t xml:space="preserve">Michael closed his eyes and took a deep breath. But the worry remained – buried deep inside him. They were all just a small step away from being exposed.</w:t>
+        <w:t xml:space="preserve">Michael closed his eyes and took a deep breath. But the worry remained ,  buried deep inside him. They were all just a small step away from being exposed.</w:t>
       </w:r>
     </w:p>
     <w:p>
@@ -2372,7 +2372,7 @@
         <w:rPr>
           <w:rtl w:val="0"/>
         </w:rPr>
-        <w:t xml:space="preserve">Security footage of demonstrators outside the University of Kassel appeared on the screen – angry faces, red signs.</w:t>
+        <w:t xml:space="preserve">Security footage of demonstrators outside the University of Kassel appeared on the screen ,  angry faces, red signs.</w:t>
       </w:r>
     </w:p>
     <w:p>
@@ -2456,7 +2456,7 @@
         <w:rPr>
           <w:rtl w:val="0"/>
         </w:rPr>
-        <w:t xml:space="preserve">The doppelganger stepped away from the wall. "We should bring the professor here to the monastery after the rescue. The resolution is delayed. A safe place – for a few days."</w:t>
+        <w:t xml:space="preserve">The doppelganger stepped away from the wall. "We should bring the professor here to the monastery after the rescue. The resolution is delayed. A safe place ,  for a few days."</w:t>
       </w:r>
     </w:p>
     <w:p>
@@ -2498,7 +2498,7 @@
         <w:rPr>
           <w:rtl w:val="0"/>
         </w:rPr>
-        <w:t xml:space="preserve">Michael Phillips raised his voice. “Remember – this rescue is more than an escape. It’s about freedom of thought. About the right to seek the truth.”</w:t>
+        <w:t xml:space="preserve">Michael Phillips raised his voice. “Remember ,  this rescue is more than an escape. It’s about freedom of thought. About the right to seek the truth.”</w:t>
       </w:r>
     </w:p>
     <w:p>
@@ -2754,7 +2754,7 @@
         <w:rPr>
           <w:rtl w:val="0"/>
         </w:rPr>
-        <w:t xml:space="preserve">“We have everything prepared,” Michael’s double said calmly, taking a brown Franciscan habit from his bag. “Here is your religious habit. As soon as you put it on, you are officially Brother Timothy – a Franciscan on his way to the USA.”</w:t>
+        <w:t xml:space="preserve">“We have everything prepared,” Michael’s double said calmly, taking a brown Franciscan habit from his bag. “Here is your religious habit. As soon as you put it on, you are officially Brother Timothy ,  a Franciscan on his way to the USA.”</w:t>
       </w:r>
     </w:p>
     <w:p>
@@ -2900,7 +2900,7 @@
         <w:rPr>
           <w:rtl w:val="0"/>
         </w:rPr>
-        <w:t xml:space="preserve">They moved slowly towards the crowd. The demonstrators barely noticed them – until a shout rang out from the crowd: “That’s him! The reactionary professor!”</w:t>
+        <w:t xml:space="preserve">They moved slowly towards the crowd. The demonstrators barely noticed them ,  until a shout rang out from the crowd: “That’s him! The reactionary professor!”</w:t>
       </w:r>
     </w:p>
     <w:p>
@@ -2983,41 +2983,42 @@
         <w:rPr>
           <w:rtl w:val="0"/>
         </w:rPr>
-        <w:t xml:space="preserve">"Maybe," said Michael's doppelganger. "Maybe not. But you'll be safer there – for now."</w:t>
-      </w:r>
-    </w:p>
-    <w:p>
-      <w:pPr>
-        <w:rPr/>
-      </w:pPr>
-      <w:r>
-        <w:rPr>
-          <w:rtl w:val="0"/>
-        </w:rPr>
-      </w:r>
-    </w:p>
-    <w:p>
-      <w:pPr>
-        <w:rPr/>
-      </w:pPr>
-      <w:r>
-        <w:rPr>
-          <w:rtl w:val="0"/>
-        </w:rPr>
-      </w:r>
-    </w:p>
-    <w:p>
-      <w:pPr>
-        <w:rPr/>
-      </w:pPr>
-      <w:r>
-        <w:rPr>
-          <w:rtl w:val="0"/>
-        </w:rPr>
-      </w:r>
-    </w:p>
-    <w:p>
-      <w:pPr>
+        <w:t xml:space="preserve">"Maybe," said Michael's doppelganger. "Maybe not. But you'll be safer there ,  for now."</w:t>
+      </w:r>
+    </w:p>
+    <w:p>
+      <w:pPr>
+        <w:rPr/>
+      </w:pPr>
+      <w:r>
+        <w:rPr>
+          <w:rtl w:val="0"/>
+        </w:rPr>
+      </w:r>
+    </w:p>
+    <w:p>
+      <w:pPr>
+        <w:rPr/>
+      </w:pPr>
+      <w:r>
+        <w:rPr>
+          <w:rtl w:val="0"/>
+        </w:rPr>
+      </w:r>
+    </w:p>
+    <w:p>
+      <w:pPr>
+        <w:rPr/>
+      </w:pPr>
+      <w:r>
+        <w:rPr>
+          <w:rtl w:val="0"/>
+        </w:rPr>
+      </w:r>
+    </w:p>
+    <w:p>
+      <w:pPr>
+        <w:spacing w:after="240" w:before="240" w:line="276" w:lineRule="auto"/>
         <w:rPr/>
       </w:pPr>
       <w:r>
@@ -3029,37 +3030,19 @@
     </w:p>
     <w:p>
       <w:pPr>
-        <w:rPr/>
-      </w:pPr>
-      <w:r>
-        <w:rPr>
-          <w:rtl w:val="0"/>
-        </w:rPr>
-      </w:r>
-    </w:p>
-    <w:p>
-      <w:pPr>
-        <w:rPr/>
-      </w:pPr>
-      <w:r>
-        <w:rPr>
-          <w:rtl w:val="0"/>
-        </w:rPr>
-        <w:t xml:space="preserve">Only one person hesitated – a young officer with glasses, who looked at Neumann's ID card longer than necessary.</w:t>
-      </w:r>
-    </w:p>
-    <w:p>
-      <w:pPr>
-        <w:rPr/>
-      </w:pPr>
-      <w:r>
-        <w:rPr>
-          <w:rtl w:val="0"/>
-        </w:rPr>
-      </w:r>
-    </w:p>
-    <w:p>
-      <w:pPr>
+        <w:spacing w:after="240" w:before="240" w:line="276" w:lineRule="auto"/>
+        <w:rPr/>
+      </w:pPr>
+      <w:r>
+        <w:rPr>
+          <w:rtl w:val="0"/>
+        </w:rPr>
+        <w:t xml:space="preserve">Only one hesitated, a young officer with glasses, who looked at Neumann's ID card longer than necessary.</w:t>
+      </w:r>
+    </w:p>
+    <w:p>
+      <w:pPr>
+        <w:spacing w:after="240" w:before="240" w:line="276" w:lineRule="auto"/>
         <w:rPr/>
       </w:pPr>
       <w:r>
@@ -3071,16 +3054,7 @@
     </w:p>
     <w:p>
       <w:pPr>
-        <w:rPr/>
-      </w:pPr>
-      <w:r>
-        <w:rPr>
-          <w:rtl w:val="0"/>
-        </w:rPr>
-      </w:r>
-    </w:p>
-    <w:p>
-      <w:pPr>
+        <w:spacing w:after="240" w:before="240" w:line="276" w:lineRule="auto"/>
         <w:rPr/>
       </w:pPr>
       <w:r>
@@ -3092,16 +3066,7 @@
     </w:p>
     <w:p>
       <w:pPr>
-        <w:rPr/>
-      </w:pPr>
-      <w:r>
-        <w:rPr>
-          <w:rtl w:val="0"/>
-        </w:rPr>
-      </w:r>
-    </w:p>
-    <w:p>
-      <w:pPr>
+        <w:spacing w:after="240" w:before="240" w:line="276" w:lineRule="auto"/>
         <w:rPr/>
       </w:pPr>
       <w:r>
@@ -3113,37 +3078,19 @@
     </w:p>
     <w:p>
       <w:pPr>
-        <w:rPr/>
-      </w:pPr>
-      <w:r>
-        <w:rPr>
-          <w:rtl w:val="0"/>
-        </w:rPr>
-      </w:r>
-    </w:p>
-    <w:p>
-      <w:pPr>
-        <w:rPr/>
-      </w:pPr>
-      <w:r>
-        <w:rPr>
-          <w:rtl w:val="0"/>
-        </w:rPr>
-        <w:t xml:space="preserve">They said goodbye at the gate. "Once you're in the US, you're safe," Julia said, placing a hand on the professor's shoulder. "I.R.A.R.A.H. will take care of everything else."</w:t>
-      </w:r>
-    </w:p>
-    <w:p>
-      <w:pPr>
-        <w:rPr/>
-      </w:pPr>
-      <w:r>
-        <w:rPr>
-          <w:rtl w:val="0"/>
-        </w:rPr>
-      </w:r>
-    </w:p>
-    <w:p>
-      <w:pPr>
+        <w:spacing w:after="240" w:before="240" w:line="276" w:lineRule="auto"/>
+        <w:rPr/>
+      </w:pPr>
+      <w:r>
+        <w:rPr>
+          <w:rtl w:val="0"/>
+        </w:rPr>
+        <w:t xml:space="preserve">They said their goodbyes discreetly at the gate. To avoid any indication of a shared travel pattern, the team had booked separate flights. "Once you're in the US, it will be considerably more difficult for them to reach you," Julia said, briefly placing a hand on the professor's shoulder. "I.R.A.R.A.H. will take care of everything else."</w:t>
+      </w:r>
+    </w:p>
+    <w:p>
+      <w:pPr>
+        <w:spacing w:after="240" w:before="240" w:line="276" w:lineRule="auto"/>
         <w:rPr/>
       </w:pPr>
       <w:r>
@@ -3155,78 +3102,31 @@
     </w:p>
     <w:p>
       <w:pPr>
-        <w:rPr/>
-      </w:pPr>
-      <w:r>
-        <w:rPr>
-          <w:rtl w:val="0"/>
-        </w:rPr>
-      </w:r>
-    </w:p>
-    <w:p>
-      <w:pPr>
-        <w:rPr/>
-      </w:pPr>
-      <w:r>
-        <w:rPr>
-          <w:rtl w:val="0"/>
-        </w:rPr>
-        <w:t xml:space="preserve">They watched him as he walked through the gate and the flight to Chicago was called. They took one last look at the man they had rescued before he disappeared behind the glass doors.</w:t>
-      </w:r>
-    </w:p>
-    <w:p>
-      <w:pPr>
-        <w:rPr/>
-      </w:pPr>
-      <w:r>
-        <w:rPr>
-          <w:rtl w:val="0"/>
-        </w:rPr>
-      </w:r>
-    </w:p>
-    <w:p>
-      <w:pPr>
-        <w:rPr/>
-      </w:pPr>
-      <w:r>
-        <w:rPr>
-          <w:rtl w:val="0"/>
-        </w:rPr>
-      </w:r>
-    </w:p>
-    <w:p>
-      <w:pPr>
-        <w:rPr/>
-      </w:pPr>
-      <w:r>
-        <w:rPr>
-          <w:rtl w:val="0"/>
-        </w:rPr>
-      </w:r>
-    </w:p>
-    <w:p>
-      <w:pPr>
-        <w:rPr/>
-      </w:pPr>
-      <w:r>
-        <w:rPr>
-          <w:rtl w:val="0"/>
-        </w:rPr>
-        <w:t xml:space="preserve">Upon arriving in the US, the professor was met by a member of the Franciscan community and taken to the Franciscan University of Steubenville. The team accompanied him on the long journey to the university, whose calm and peaceful atmosphere contrasted sharply with the chaotic conditions in Germany. The trees surrounding the campus seemed like silent sentinels, protecting the new arrivals.</w:t>
-      </w:r>
-    </w:p>
-    <w:p>
-      <w:pPr>
-        <w:rPr/>
-      </w:pPr>
-      <w:r>
-        <w:rPr>
-          <w:rtl w:val="0"/>
-        </w:rPr>
-      </w:r>
-    </w:p>
-    <w:p>
-      <w:pPr>
+        <w:spacing w:after="240" w:before="240" w:line="276" w:lineRule="auto"/>
+        <w:rPr/>
+      </w:pPr>
+      <w:r>
+        <w:rPr>
+          <w:rtl w:val="0"/>
+        </w:rPr>
+        <w:t xml:space="preserve">They watched him as he walked through the gate and the flight to Chicago was called. They took one last look at the man they had rescued before he disappeared behind the glass doors. Then they too went their separate ways, each with their own destination and knowing that their joint operation was not yet over.</w:t>
+      </w:r>
+    </w:p>
+    <w:p>
+      <w:pPr>
+        <w:spacing w:after="240" w:before="240" w:line="276" w:lineRule="auto"/>
+        <w:rPr/>
+      </w:pPr>
+      <w:r>
+        <w:rPr>
+          <w:rtl w:val="0"/>
+        </w:rPr>
+        <w:t xml:space="preserve">Upon arriving in the US, the professor was met by a member of the prepared Franciscan community and taken to the Franciscan University of Steubenville. The rest of the team followed at a later time and by separate routes to avoid attracting unnecessary attention. The calm and peaceful atmosphere of the university contrasted sharply with the chaotic conditions in Germany. The trees surrounding the campus seemed like silent sentinels, protecting the new arrivals.</w:t>
+      </w:r>
+    </w:p>
+    <w:p>
+      <w:pPr>
+        <w:spacing w:after="240" w:before="240" w:line="276" w:lineRule="auto"/>
         <w:rPr/>
       </w:pPr>
       <w:r>
@@ -3238,16 +3138,7 @@
     </w:p>
     <w:p>
       <w:pPr>
-        <w:rPr/>
-      </w:pPr>
-      <w:r>
-        <w:rPr>
-          <w:rtl w:val="0"/>
-        </w:rPr>
-      </w:r>
-    </w:p>
-    <w:p>
-      <w:pPr>
+        <w:spacing w:after="240" w:before="240" w:line="276" w:lineRule="auto"/>
         <w:rPr/>
       </w:pPr>
       <w:r>
@@ -3259,36 +3150,7 @@
     </w:p>
     <w:p>
       <w:pPr>
-        <w:rPr/>
-      </w:pPr>
-      <w:r>
-        <w:rPr>
-          <w:rtl w:val="0"/>
-        </w:rPr>
-      </w:r>
-    </w:p>
-    <w:p>
-      <w:pPr>
-        <w:rPr/>
-      </w:pPr>
-      <w:r>
-        <w:rPr>
-          <w:rtl w:val="0"/>
-        </w:rPr>
-      </w:r>
-    </w:p>
-    <w:p>
-      <w:pPr>
-        <w:rPr/>
-      </w:pPr>
-      <w:r>
-        <w:rPr>
-          <w:rtl w:val="0"/>
-        </w:rPr>
-      </w:r>
-    </w:p>
-    <w:p>
-      <w:pPr>
+        <w:spacing w:after="240" w:before="240" w:line="276" w:lineRule="auto"/>
         <w:rPr/>
       </w:pPr>
       <w:r>
@@ -3300,6 +3162,63 @@
     </w:p>
     <w:p>
       <w:pPr>
+        <w:spacing w:line="276" w:lineRule="auto"/>
+        <w:rPr/>
+      </w:pPr>
+      <w:r>
+        <w:rPr>
+          <w:rtl w:val="0"/>
+        </w:rPr>
+      </w:r>
+    </w:p>
+    <w:p>
+      <w:pPr>
+        <w:keepNext w:val="0"/>
+        <w:keepLines w:val="0"/>
+        <w:pageBreakBefore w:val="0"/>
+        <w:widowControl w:val="1"/>
+        <w:pBdr>
+          <w:top w:space="0" w:sz="0" w:val="nil"/>
+          <w:left w:space="0" w:sz="0" w:val="nil"/>
+          <w:bottom w:space="0" w:sz="0" w:val="nil"/>
+          <w:right w:space="0" w:sz="0" w:val="nil"/>
+          <w:between w:space="0" w:sz="0" w:val="nil"/>
+        </w:pBdr>
+        <w:shd w:fill="auto" w:val="clear"/>
+        <w:spacing w:after="0" w:before="0" w:line="276" w:lineRule="auto"/>
+        <w:ind w:left="0" w:right="0" w:firstLine="0"/>
+        <w:jc w:val="left"/>
+        <w:rPr/>
+      </w:pPr>
+      <w:r>
+        <w:rPr>
+          <w:rtl w:val="0"/>
+        </w:rPr>
+      </w:r>
+    </w:p>
+    <w:p>
+      <w:pPr>
+        <w:spacing w:line="276" w:lineRule="auto"/>
+        <w:rPr/>
+      </w:pPr>
+      <w:r>
+        <w:rPr>
+          <w:rtl w:val="0"/>
+        </w:rPr>
+      </w:r>
+    </w:p>
+    <w:p>
+      <w:pPr>
+        <w:rPr/>
+      </w:pPr>
+      <w:r>
+        <w:rPr>
+          <w:rtl w:val="0"/>
+        </w:rPr>
+      </w:r>
+    </w:p>
+    <w:p>
+      <w:pPr>
         <w:rPr/>
       </w:pPr>
       <w:r>
@@ -3587,7 +3506,7 @@
         <w:rPr>
           <w:rtl w:val="0"/>
         </w:rPr>
-        <w:t xml:space="preserve">For the first time in a long time, Dr. Neumann felt free. But he also knew that the team that had rescued him would face new dangers – on the Ukrainian-Romanian border, on the Tisza River, in the darkness of night.</w:t>
+        <w:t xml:space="preserve">For the first time in a long time, Dr. Neumann felt free. But he also knew that the team that had rescued him would face new dangers ,  on the Ukrainian-Romanian border, on the Tisza River, in the darkness of night.</w:t>
       </w:r>
     </w:p>
     <w:p>
@@ -3655,9 +3574,25 @@
         <w:pStyle w:val="Heading1"/>
         <w:rPr/>
       </w:pPr>
-      <w:bookmarkStart w:colFirst="0" w:colLast="0" w:name="_3lncsmj88bqm" w:id="5"/>
+      <w:bookmarkStart w:colFirst="0" w:colLast="0" w:name="_7y3szjbvtnix" w:id="5"/>
       <w:bookmarkEnd w:id="5"/>
       <w:r>
+        <w:br w:type="page"/>
+      </w:r>
+      <w:r>
+        <w:rPr>
+          <w:rtl w:val="0"/>
+        </w:rPr>
+      </w:r>
+    </w:p>
+    <w:p>
+      <w:pPr>
+        <w:pStyle w:val="Heading1"/>
+        <w:rPr/>
+      </w:pPr>
+      <w:bookmarkStart w:colFirst="0" w:colLast="0" w:name="_3lncsmj88bqm" w:id="6"/>
+      <w:bookmarkEnd w:id="6"/>
+      <w:r>
         <w:rPr>
           <w:rtl w:val="0"/>
         </w:rPr>
@@ -3683,49 +3618,49 @@
         <w:rPr>
           <w:rtl w:val="0"/>
         </w:rPr>
-        <w:t xml:space="preserve">It was still early morning when the team gathered in the briefing room of the Franciscan University in Steubenville. The first rays of sunlight broke through the morning light, bathing the room in a soft gold, but the atmosphere was anything but relaxed. The air was filled with a mixture of concentration and nervousness – everyone sensed that what lay before them could have far-reaching consequences.</w:t>
-      </w:r>
-    </w:p>
-    <w:p>
-      <w:pPr>
-        <w:rPr/>
-      </w:pPr>
-      <w:r>
-        <w:rPr>
-          <w:rtl w:val="0"/>
-        </w:rPr>
-      </w:r>
-    </w:p>
-    <w:p>
-      <w:pPr>
-        <w:rPr/>
-      </w:pPr>
-      <w:r>
-        <w:rPr>
-          <w:rtl w:val="0"/>
-        </w:rPr>
-        <w:t xml:space="preserve">A large map hung on the wall. The planned route through Romania and along the Tisza River was marked in bright red. The map lines seemed to pulsate, as if the route itself were breathing. On a large screen, the Zoom conference flickered – the faces of ARS, Michael Phillips, and Agent Novak were visible.</w:t>
-      </w:r>
-    </w:p>
-    <w:p>
-      <w:pPr>
-        <w:rPr/>
-      </w:pPr>
-      <w:r>
-        <w:rPr>
-          <w:rtl w:val="0"/>
-        </w:rPr>
-      </w:r>
-    </w:p>
-    <w:p>
-      <w:pPr>
-        <w:rPr/>
-      </w:pPr>
-      <w:r>
-        <w:rPr>
-          <w:rtl w:val="0"/>
-        </w:rPr>
-        <w:t xml:space="preserve">Agent Novak, the IRAH operations commander, was already in front of the camera, his gaze steady and focused. “Good morning, everyone,” he began, his voice conveying both authority and concern. “Our mission is clear: We must bring two men safely out of Ukraine—a Ukrainian pacifist and a Russian deserter. The Tisza River is the last barrier we must cross before returning to Romania. This region is under heavy surveillance, and we have only a small window of time.”</w:t>
+        <w:t xml:space="preserve">It was still early morning when the team gathered in the briefing room of the Franciscan University in Steubenville. The first rays of sunlight broke through the morning light, bathing the room in a soft gold, but the atmosphere was anything but relaxed. The air was filled with a mixture of concentration and nervousness ,  everyone sensed that what lay before them could have far-reaching consequences.</w:t>
+      </w:r>
+    </w:p>
+    <w:p>
+      <w:pPr>
+        <w:rPr/>
+      </w:pPr>
+      <w:r>
+        <w:rPr>
+          <w:rtl w:val="0"/>
+        </w:rPr>
+      </w:r>
+    </w:p>
+    <w:p>
+      <w:pPr>
+        <w:rPr/>
+      </w:pPr>
+      <w:r>
+        <w:rPr>
+          <w:rtl w:val="0"/>
+        </w:rPr>
+        <w:t xml:space="preserve">A large map hung on the wall. The planned route through Romania and along the Tisza River was marked in bright red. The map lines seemed to pulsate, as if the route itself were breathing. On a large screen, the Zoom conference flickered ,  the faces of ARS, Michael Phillips, and Agent Novak were visible.</w:t>
+      </w:r>
+    </w:p>
+    <w:p>
+      <w:pPr>
+        <w:rPr/>
+      </w:pPr>
+      <w:r>
+        <w:rPr>
+          <w:rtl w:val="0"/>
+        </w:rPr>
+      </w:r>
+    </w:p>
+    <w:p>
+      <w:pPr>
+        <w:rPr/>
+      </w:pPr>
+      <w:r>
+        <w:rPr>
+          <w:rtl w:val="0"/>
+        </w:rPr>
+        <w:t xml:space="preserve">Agent Novak, the IRAH operations commander, was already in front of the camera, his gaze steady and focused. “Good morning, everyone,” he began, his voice conveying both authority and concern. “Our mission is clear: We must bring two men safely out of Ukraine, a Ukrainian pacifist and a Russian deserter. The Tisza River is the last barrier we must cross before returning to Romania. This region is under heavy surveillance, and we have only a small window of time.”</w:t>
       </w:r>
     </w:p>
     <w:p>
@@ -3788,28 +3723,28 @@
         <w:rPr>
           <w:rtl w:val="0"/>
         </w:rPr>
-        <w:t xml:space="preserve">Michael Phillips, who was acting as team leader, nodded in agreement. His eyes reflected a mixture of confidence and concern. "Remember—these men's lives are in our hands. One wrong move could mean we're exposed. So stay calm and focused. It's crucial that we work together as a team."</w:t>
-      </w:r>
-    </w:p>
-    <w:p>
-      <w:pPr>
-        <w:rPr/>
-      </w:pPr>
-      <w:r>
-        <w:rPr>
-          <w:rtl w:val="0"/>
-        </w:rPr>
-      </w:r>
-    </w:p>
-    <w:p>
-      <w:pPr>
-        <w:rPr/>
-      </w:pPr>
-      <w:r>
-        <w:rPr>
-          <w:rtl w:val="0"/>
-        </w:rPr>
-        <w:t xml:space="preserve">He looked into the faces of his colleagues. He noticed the determination – but also the uncertainty that hung like a shadow over the room.</w:t>
+        <w:t xml:space="preserve">Michael Phillips, who was acting as team leader, nodded in agreement. His eyes reflected a mixture of confidence and concern. "Remember, these men's lives are in our hands. One wrong move could mean we're exposed. So stay calm and focused. It's crucial that we work together as a team."</w:t>
+      </w:r>
+    </w:p>
+    <w:p>
+      <w:pPr>
+        <w:rPr/>
+      </w:pPr>
+      <w:r>
+        <w:rPr>
+          <w:rtl w:val="0"/>
+        </w:rPr>
+      </w:r>
+    </w:p>
+    <w:p>
+      <w:pPr>
+        <w:rPr/>
+      </w:pPr>
+      <w:r>
+        <w:rPr>
+          <w:rtl w:val="0"/>
+        </w:rPr>
+        <w:t xml:space="preserve">He looked into the faces of his colleagues. He noticed the determination ,  but also the uncertainty that hung like a shadow over the room.</w:t>
       </w:r>
     </w:p>
     <w:p>
@@ -3851,28 +3786,28 @@
         <w:rPr>
           <w:rtl w:val="0"/>
         </w:rPr>
-        <w:t xml:space="preserve">A brief nod, an encouraging smile here and there – the tension slowly began to ease.</w:t>
-      </w:r>
-    </w:p>
-    <w:p>
-      <w:pPr>
-        <w:rPr/>
-      </w:pPr>
-      <w:r>
-        <w:rPr>
-          <w:rtl w:val="0"/>
-        </w:rPr>
-      </w:r>
-    </w:p>
-    <w:p>
-      <w:pPr>
-        <w:rPr/>
-      </w:pPr>
-      <w:r>
-        <w:rPr>
-          <w:rtl w:val="0"/>
-        </w:rPr>
-        <w:t xml:space="preserve">“Now for the details,” Michael continued, turning back to the map. “We’ll meet in a small village on the banks of the Tisza River. The contact man will be waiting for us there; he’ll lead us to the men. The escape must be quick and quiet—no light signals, no noise. Each of us has a role. Any questions?”</w:t>
+        <w:t xml:space="preserve">A brief nod, an encouraging smile here and there ,  the tension slowly began to ease.</w:t>
+      </w:r>
+    </w:p>
+    <w:p>
+      <w:pPr>
+        <w:rPr/>
+      </w:pPr>
+      <w:r>
+        <w:rPr>
+          <w:rtl w:val="0"/>
+        </w:rPr>
+      </w:r>
+    </w:p>
+    <w:p>
+      <w:pPr>
+        <w:rPr/>
+      </w:pPr>
+      <w:r>
+        <w:rPr>
+          <w:rtl w:val="0"/>
+        </w:rPr>
+        <w:t xml:space="preserve">“Now for the details,” Michael continued, turning back to the map. “We’ll meet in a small village on the banks of the Tisza River. The contact man will be waiting for us there; he’ll lead us to the men. The escape must be quick and quiet, no light signals, no noise. Each of us has a role. Any questions?”</w:t>
       </w:r>
     </w:p>
     <w:p>
@@ -3977,7 +3912,7 @@
         <w:rPr>
           <w:rtl w:val="0"/>
         </w:rPr>
-        <w:t xml:space="preserve">"All relevant information is included in the analysis. The probabilities are favorable – as long as we adhere to the set timeframe and do not deviate from the plan."</w:t>
+        <w:t xml:space="preserve">"All relevant information is included in the analysis. The probabilities are favorable ,  as long as we adhere to the set timeframe and do not deviate from the plan."</w:t>
       </w:r>
     </w:p>
     <w:p>
@@ -4102,7 +4037,7 @@
         <w:rPr>
           <w:rtl w:val="0"/>
         </w:rPr>
-        <w:t xml:space="preserve">In another row, Michael's doppelganger and Dr. Neumann—the professor they had already brought to safety—were talking. Their conversation was quiet, almost hushed. They were discussing the increasing surveillance through technology and the creeping erosion of personal freedom.</w:t>
+        <w:t xml:space="preserve">In another row, Michael's doppelganger and Dr. Neumann, the professor they had already brought to safety, were talking. Their conversation was quiet, almost hushed. They were discussing the increasing surveillance through technology and the creeping erosion of personal freedom.</w:t>
       </w:r>
     </w:p>
     <w:p>
@@ -4185,7 +4120,7 @@
         <w:rPr>
           <w:rtl w:val="0"/>
         </w:rPr>
-        <w:t xml:space="preserve">After landing in Bucharest, they felt the pressure of the impending task. The journey to Sighetu Marmatiei, a border town on the Tisza River, was long – almost nine hours of driving through picturesque landscapes, but one marked by the remnants of past conflicts.</w:t>
+        <w:t xml:space="preserve">After landing in Bucharest, they felt the pressure of the impending task. The journey to Sighetu Marmatiei, a border town on the Tisza River, was long ,  almost nine hours of driving through picturesque landscapes, but one marked by the remnants of past conflicts.</w:t>
       </w:r>
     </w:p>
     <w:p>
@@ -4227,7 +4162,7 @@
         <w:rPr>
           <w:rtl w:val="0"/>
         </w:rPr>
-        <w:t xml:space="preserve">The landscape was melancholic – vast fields, old, weathered villages that whispered stories of hope and despair.</w:t>
+        <w:t xml:space="preserve">The landscape was melancholic ,  vast fields, old, weathered villages that whispered stories of hope and despair.</w:t>
       </w:r>
     </w:p>
     <w:p>
@@ -4269,69 +4204,69 @@
         <w:rPr>
           <w:rtl w:val="0"/>
         </w:rPr>
-        <w:t xml:space="preserve">The faint sound of the river filled the air. They moved on foot through the thick undergrowth. With every step, the tension grew. Finally, they spotted the boat provided by I.R.A.R.A.H. – hidden among tall trees, its engine muted, ready to launch.</w:t>
-      </w:r>
-    </w:p>
-    <w:p>
-      <w:pPr>
-        <w:rPr/>
-      </w:pPr>
-      <w:r>
-        <w:rPr>
-          <w:rtl w:val="0"/>
-        </w:rPr>
-      </w:r>
-    </w:p>
-    <w:p>
-      <w:pPr>
-        <w:rPr/>
-      </w:pPr>
-      <w:r>
-        <w:rPr>
-          <w:rtl w:val="0"/>
-        </w:rPr>
-        <w:t xml:space="preserve">The sky was covered with threatening, dark clouds – a harbinger of their mission.</w:t>
-      </w:r>
-    </w:p>
-    <w:p>
-      <w:pPr>
-        <w:rPr/>
-      </w:pPr>
-      <w:r>
-        <w:rPr>
-          <w:rtl w:val="0"/>
-        </w:rPr>
-      </w:r>
-    </w:p>
-    <w:p>
-      <w:pPr>
-        <w:rPr/>
-      </w:pPr>
-      <w:r>
-        <w:rPr>
-          <w:rtl w:val="0"/>
-        </w:rPr>
-      </w:r>
-    </w:p>
-    <w:p>
-      <w:pPr>
-        <w:rPr/>
-      </w:pPr>
-      <w:r>
-        <w:rPr>
-          <w:rtl w:val="0"/>
-        </w:rPr>
-      </w:r>
-    </w:p>
-    <w:p>
-      <w:pPr>
-        <w:rPr/>
-      </w:pPr>
-      <w:r>
-        <w:rPr>
-          <w:rtl w:val="0"/>
-        </w:rPr>
-        <w:t xml:space="preserve">They climbed into the boat. Captain Berger took the helm. The engines started – a rush of adrenaline broke the silence.</w:t>
+        <w:t xml:space="preserve">The faint sound of the river filled the air. They moved on foot through the thick undergrowth. With every step, the tension grew. Finally, they spotted the boat provided by I.R.A.R.A.H. ,  hidden among tall trees, its engine muted, ready to launch.</w:t>
+      </w:r>
+    </w:p>
+    <w:p>
+      <w:pPr>
+        <w:rPr/>
+      </w:pPr>
+      <w:r>
+        <w:rPr>
+          <w:rtl w:val="0"/>
+        </w:rPr>
+      </w:r>
+    </w:p>
+    <w:p>
+      <w:pPr>
+        <w:rPr/>
+      </w:pPr>
+      <w:r>
+        <w:rPr>
+          <w:rtl w:val="0"/>
+        </w:rPr>
+        <w:t xml:space="preserve">The sky was covered with threatening, dark clouds ,  a harbinger of their mission.</w:t>
+      </w:r>
+    </w:p>
+    <w:p>
+      <w:pPr>
+        <w:rPr/>
+      </w:pPr>
+      <w:r>
+        <w:rPr>
+          <w:rtl w:val="0"/>
+        </w:rPr>
+      </w:r>
+    </w:p>
+    <w:p>
+      <w:pPr>
+        <w:rPr/>
+      </w:pPr>
+      <w:r>
+        <w:rPr>
+          <w:rtl w:val="0"/>
+        </w:rPr>
+      </w:r>
+    </w:p>
+    <w:p>
+      <w:pPr>
+        <w:rPr/>
+      </w:pPr>
+      <w:r>
+        <w:rPr>
+          <w:rtl w:val="0"/>
+        </w:rPr>
+      </w:r>
+    </w:p>
+    <w:p>
+      <w:pPr>
+        <w:rPr/>
+      </w:pPr>
+      <w:r>
+        <w:rPr>
+          <w:rtl w:val="0"/>
+        </w:rPr>
+        <w:t xml:space="preserve">They climbed into the boat. Captain Berger took the helm. The engines started ,  a rush of adrenaline broke the silence.</w:t>
       </w:r>
     </w:p>
     <w:p>
@@ -4394,7 +4329,7 @@
         <w:rPr>
           <w:rtl w:val="0"/>
         </w:rPr>
-        <w:t xml:space="preserve">Everyone stared intently at the horizon. Then – two figures emerged from the bushes. Their faces were etched with exhaustion, fear, and hope.</w:t>
+        <w:t xml:space="preserve">Everyone stared intently at the horizon. Then ,  two figures emerged from the bushes. Their faces were etched with exhaustion, fear, and hope.</w:t>
       </w:r>
     </w:p>
     <w:p>
@@ -4457,7 +4392,7 @@
         <w:rPr>
           <w:rtl w:val="0"/>
         </w:rPr>
-        <w:t xml:space="preserve">Then a flash of light appeared on the horizon – a patrol was visible in the distance.</w:t>
+        <w:t xml:space="preserve">Then a flash of light appeared on the horizon ,  a patrol was visible in the distance.</w:t>
       </w:r>
     </w:p>
     <w:p>
@@ -4582,7 +4517,7 @@
         <w:rPr>
           <w:rtl w:val="0"/>
         </w:rPr>
-        <w:t xml:space="preserve">They helped the rescued men out of the boat and led them through the thicket to a small, secluded Jesuit monastery. The Jesuits had already made arrangements – new identities, a safe place.</w:t>
+        <w:t xml:space="preserve">They helped the rescued men out of the boat and led them through the thicket to a small, secluded Jesuit monastery. The Jesuits had already made arrangements ,  new identities, a safe place.</w:t>
       </w:r>
     </w:p>
     <w:p>
@@ -4874,7 +4809,7 @@
         <w:rPr>
           <w:rtl w:val="0"/>
         </w:rPr>
-        <w:t xml:space="preserve">Together they would accept the next mission that I.R.A.R.A.H. entrusted to them – no matter how challenging it might be.</w:t>
+        <w:t xml:space="preserve">Together they would accept the next mission that I.R.A.R.A.H. entrusted to them ,  no matter how challenging it might be.</w:t>
       </w:r>
       <w:r>
         <w:br w:type="page"/>
@@ -4890,8 +4825,8 @@
         <w:pStyle w:val="Heading1"/>
         <w:rPr/>
       </w:pPr>
-      <w:bookmarkStart w:colFirst="0" w:colLast="0" w:name="_ya334opvy5r" w:id="6"/>
-      <w:bookmarkEnd w:id="6"/>
+      <w:bookmarkStart w:colFirst="0" w:colLast="0" w:name="_ya334opvy5r" w:id="7"/>
+      <w:bookmarkEnd w:id="7"/>
       <w:r>
         <w:rPr>
           <w:rtl w:val="0"/>
@@ -4959,7 +4894,7 @@
         <w:rPr>
           <w:rtl w:val="0"/>
         </w:rPr>
-        <w:t xml:space="preserve">Outside, Maria waited for him, wrapped in a light cloak that fluttered gently in the morning breeze. Her gaze was calm, yet there was an expression in her eyes that made Michael pause for a moment. It was the look of a woman who had much to say—but who kept her words trapped in silence.</w:t>
+        <w:t xml:space="preserve">Outside, Maria waited for him, wrapped in a light cloak that fluttered gently in the morning breeze. Her gaze was calm, yet there was an expression in her eyes that made Michael pause for a moment. It was the look of a woman who had much to say, but who kept her words trapped in silence.</w:t>
       </w:r>
     </w:p>
     <w:p>
@@ -5001,7 +4936,7 @@
         <w:rPr>
           <w:rtl w:val="0"/>
         </w:rPr>
-        <w:t xml:space="preserve">Michael nodded slowly. "Yes, it's time. There's a lot to do in Budapest." He paused briefly and looked deeply into her eyes. "I hope you know that I still think of you—and everything we shared."</w:t>
+        <w:t xml:space="preserve">Michael nodded slowly. "Yes, it's time. There's a lot to do in Budapest." He paused briefly and looked deeply into her eyes. "I hope you know that I still think of you, and everything we shared."</w:t>
       </w:r>
     </w:p>
     <w:p>
@@ -5064,49 +4999,48 @@
         <w:rPr>
           <w:rtl w:val="0"/>
         </w:rPr>
-        <w:t xml:space="preserve">---</w:t>
-      </w:r>
-    </w:p>
-    <w:p>
-      <w:pPr>
-        <w:rPr/>
-      </w:pPr>
-      <w:r>
-        <w:rPr>
-          <w:rtl w:val="0"/>
-        </w:rPr>
-      </w:r>
-    </w:p>
-    <w:p>
-      <w:pPr>
-        <w:rPr/>
-      </w:pPr>
-      <w:r>
-        <w:rPr>
-          <w:rtl w:val="0"/>
-        </w:rPr>
-        <w:t xml:space="preserve">The flight to Budapest was uneventful. As he gazed out the window at the passing landscape below – the Alps, then the vast Hungarian Plain – his thoughts revolved around what lay ahead and what he had left behind in Rome. The thought of Maria, of the unspoken words that hung between them, pushed its way to the forefront.</w:t>
-      </w:r>
-    </w:p>
-    <w:p>
-      <w:pPr>
-        <w:rPr/>
-      </w:pPr>
-      <w:r>
-        <w:rPr>
-          <w:rtl w:val="0"/>
-        </w:rPr>
-      </w:r>
-    </w:p>
-    <w:p>
-      <w:pPr>
-        <w:rPr/>
-      </w:pPr>
-      <w:r>
-        <w:rPr>
-          <w:rtl w:val="0"/>
-        </w:rPr>
-        <w:t xml:space="preserve">As the plane landed at Budapest airport, a familiar tingling of anticipation coursed through his body. It wasn't just a new task that awaited him – but also the opportunity to finally gain clarity.</w:t>
+      </w:r>
+    </w:p>
+    <w:p>
+      <w:pPr>
+        <w:rPr/>
+      </w:pPr>
+      <w:r>
+        <w:rPr>
+          <w:rtl w:val="0"/>
+        </w:rPr>
+      </w:r>
+    </w:p>
+    <w:p>
+      <w:pPr>
+        <w:rPr/>
+      </w:pPr>
+      <w:r>
+        <w:rPr>
+          <w:rtl w:val="0"/>
+        </w:rPr>
+        <w:t xml:space="preserve">The flight to Budapest was uneventful. As he gazed out the window at the passing landscape below ,  the Alps, then the vast Hungarian Plain ,  his thoughts revolved around what lay ahead and what he had left behind in Rome. The thought of Maria, of the unspoken words that hung between them, pushed its way to the forefront.</w:t>
+      </w:r>
+    </w:p>
+    <w:p>
+      <w:pPr>
+        <w:rPr/>
+      </w:pPr>
+      <w:r>
+        <w:rPr>
+          <w:rtl w:val="0"/>
+        </w:rPr>
+      </w:r>
+    </w:p>
+    <w:p>
+      <w:pPr>
+        <w:rPr/>
+      </w:pPr>
+      <w:r>
+        <w:rPr>
+          <w:rtl w:val="0"/>
+        </w:rPr>
+        <w:t xml:space="preserve">As the plane landed at Budapest airport, a familiar tingling of anticipation coursed through his body. It wasn't just a new task that awaited him ,  but also the opportunity to finally gain clarity.</w:t>
       </w:r>
     </w:p>
     <w:p>
@@ -5169,7 +5103,6 @@
         <w:rPr>
           <w:rtl w:val="0"/>
         </w:rPr>
-        <w:t xml:space="preserve">---</w:t>
       </w:r>
     </w:p>
     <w:p>
@@ -5274,7 +5207,7 @@
         <w:rPr>
           <w:rtl w:val="0"/>
         </w:rPr>
-        <w:t xml:space="preserve">Shortly afterwards, the doppelganger also entered the room. He seemed relaxed – but also a little nervous – as he sat down opposite Michael.</w:t>
+        <w:t xml:space="preserve">Shortly afterwards, the doppelganger also entered the room. He seemed relaxed ,  but also a little nervous ,  as he sat down opposite Michael.</w:t>
       </w:r>
     </w:p>
     <w:p>
@@ -5316,7 +5249,7 @@
         <w:rPr>
           <w:rtl w:val="0"/>
         </w:rPr>
-        <w:t xml:space="preserve">The word "family" sounded strangely familiar to Michael. The expression on his doppelgänger's face seemed, for a brief moment, to betray a deeper connection. Michael returned the smile—while a thought flashed through his mind: Was it really possible that this young man was his son?</w:t>
+        <w:t xml:space="preserve">The word "family" sounded strangely familiar to Michael. The expression on his doppelgänger's face seemed, for a brief moment, to betray a deeper connection. Michael returned the smile, while a thought flashed through his mind: Was it really possible that this young man was his son?</w:t>
       </w:r>
     </w:p>
     <w:p>
@@ -5358,49 +5291,48 @@
         <w:rPr>
           <w:rtl w:val="0"/>
         </w:rPr>
-        <w:t xml:space="preserve">---</w:t>
-      </w:r>
-    </w:p>
-    <w:p>
-      <w:pPr>
-        <w:rPr/>
-      </w:pPr>
-      <w:r>
-        <w:rPr>
-          <w:rtl w:val="0"/>
-        </w:rPr>
-      </w:r>
-    </w:p>
-    <w:p>
-      <w:pPr>
-        <w:rPr/>
-      </w:pPr>
-      <w:r>
-        <w:rPr>
-          <w:rtl w:val="0"/>
-        </w:rPr>
-        <w:t xml:space="preserve">They chatted about trivial things – the city, work, life in Budapest. But between the conversations, an unspoken question hung in the air, a tension that neither Julia nor Martina seemed able to resolve. The doppelganger occasionally glanced at Michael, his eyes filled with intense interest, as if seeking confirmation of something Michael hadn't yet voiced.</w:t>
-      </w:r>
-    </w:p>
-    <w:p>
-      <w:pPr>
-        <w:rPr/>
-      </w:pPr>
-      <w:r>
-        <w:rPr>
-          <w:rtl w:val="0"/>
-        </w:rPr>
-      </w:r>
-    </w:p>
-    <w:p>
-      <w:pPr>
-        <w:rPr/>
-      </w:pPr>
-      <w:r>
-        <w:rPr>
-          <w:rtl w:val="0"/>
-        </w:rPr>
-        <w:t xml:space="preserve">Dinner was relaxed. The conversation was light and full of laughter. But as they finally sat down on the balcony in the twilight, a kind of unspoken understanding hung in the air. Michael knew it was time to seek answers—and that he might already have them right in front of him.</w:t>
+      </w:r>
+    </w:p>
+    <w:p>
+      <w:pPr>
+        <w:rPr/>
+      </w:pPr>
+      <w:r>
+        <w:rPr>
+          <w:rtl w:val="0"/>
+        </w:rPr>
+      </w:r>
+    </w:p>
+    <w:p>
+      <w:pPr>
+        <w:rPr/>
+      </w:pPr>
+      <w:r>
+        <w:rPr>
+          <w:rtl w:val="0"/>
+        </w:rPr>
+        <w:t xml:space="preserve">They chatted about trivial things ,  the city, work, life in Budapest. But between the conversations, an unspoken question hung in the air, a tension that neither Julia nor Martina seemed able to resolve. The doppelganger occasionally glanced at Michael, his eyes filled with intense interest, as if seeking confirmation of something Michael hadn't yet voiced.</w:t>
+      </w:r>
+    </w:p>
+    <w:p>
+      <w:pPr>
+        <w:rPr/>
+      </w:pPr>
+      <w:r>
+        <w:rPr>
+          <w:rtl w:val="0"/>
+        </w:rPr>
+      </w:r>
+    </w:p>
+    <w:p>
+      <w:pPr>
+        <w:rPr/>
+      </w:pPr>
+      <w:r>
+        <w:rPr>
+          <w:rtl w:val="0"/>
+        </w:rPr>
+        <w:t xml:space="preserve">Dinner was relaxed. The conversation was light and full of laughter. But as they finally sat down on the balcony in the twilight, a kind of unspoken understanding hung in the air. Michael knew it was time to seek answers, and that he might already have them right in front of him.</w:t>
       </w:r>
     </w:p>
     <w:p>
@@ -5463,28 +5395,28 @@
         <w:rPr>
           <w:rtl w:val="0"/>
         </w:rPr>
-        <w:t xml:space="preserve">Night fell over Budapest, and the city lights twinkled like tiny sparks, casting memories into the darkness. The glances they exchanged spoke volumes as the evening stillness enveloped them. Michael knew it would take time to speak the truth completely—but for now, it was enough that they were together.</w:t>
-      </w:r>
-    </w:p>
-    <w:p>
-      <w:pPr>
-        <w:rPr/>
-      </w:pPr>
-      <w:r>
-        <w:rPr>
-          <w:rtl w:val="0"/>
-        </w:rPr>
-      </w:r>
-    </w:p>
-    <w:p>
-      <w:pPr>
-        <w:rPr/>
-      </w:pPr>
-      <w:r>
-        <w:rPr>
-          <w:rtl w:val="0"/>
-        </w:rPr>
-        <w:t xml:space="preserve">The family had taken on a new dimension – one he hadn't expected, but perhaps had always hoped for.</w:t>
+        <w:t xml:space="preserve">Night fell over Budapest, and the city lights twinkled like tiny sparks, casting memories into the darkness. The glances they exchanged spoke volumes as the evening stillness enveloped them. Michael knew it would take time to speak the truth completely, but for now, it was enough that they were together.</w:t>
+      </w:r>
+    </w:p>
+    <w:p>
+      <w:pPr>
+        <w:rPr/>
+      </w:pPr>
+      <w:r>
+        <w:rPr>
+          <w:rtl w:val="0"/>
+        </w:rPr>
+      </w:r>
+    </w:p>
+    <w:p>
+      <w:pPr>
+        <w:rPr/>
+      </w:pPr>
+      <w:r>
+        <w:rPr>
+          <w:rtl w:val="0"/>
+        </w:rPr>
+        <w:t xml:space="preserve">The family had taken on a new dimension ,  one he hadn't expected, but perhaps had always hoped for.</w:t>
       </w:r>
     </w:p>
     <w:p>
